--- a/docs/user-guides/windows/04-ConfigureCloudBackupFolderInOrchidAppForWindows.docx
+++ b/docs/user-guides/windows/04-ConfigureCloudBackupFolderInOrchidAppForWindows.docx
@@ -10,7 +10,7 @@
       <w:r>
         <w:rPr>
           <w:b/>
-          <w:color w:val="1F4E79"/>
+          <w:color w:val="000000"/>
           <w:sz w:val="36"/>
         </w:rPr>
         <w:t>OrchidApp</w:t>
@@ -24,7 +24,7 @@
       <w:r>
         <w:rPr>
           <w:b/>
-          <w:color w:val="1F4E79"/>
+          <w:color w:val="000000"/>
           <w:sz w:val="48"/>
         </w:rPr>
         <w:t xml:space="preserve">Configure Cloud Backup Folder in </w:t>
@@ -33,7 +33,7 @@
       <w:r>
         <w:rPr>
           <w:b/>
-          <w:color w:val="1F4E79"/>
+          <w:color w:val="000000"/>
           <w:sz w:val="48"/>
         </w:rPr>
         <w:t>OrchidApp</w:t>
@@ -42,7 +42,7 @@
       <w:r>
         <w:rPr>
           <w:b/>
-          <w:color w:val="1F4E79"/>
+          <w:color w:val="000000"/>
           <w:sz w:val="48"/>
         </w:rPr>
         <w:t xml:space="preserve"> </w:t>
@@ -51,7 +51,7 @@
       <w:r>
         <w:rPr>
           <w:b/>
-          <w:color w:val="1F4E79"/>
+          <w:color w:val="000000"/>
           <w:sz w:val="48"/>
         </w:rPr>
         <w:t>For</w:t>
@@ -60,7 +60,7 @@
       <w:r>
         <w:rPr>
           <w:b/>
-          <w:color w:val="1F4E79"/>
+          <w:color w:val="000000"/>
           <w:sz w:val="48"/>
         </w:rPr>
         <w:t xml:space="preserve"> Windows </w:t>
@@ -72,14 +72,23 @@
         <w:jc w:val="center"/>
       </w:pPr>
       <w:r>
+        <w:rPr>
+          <w:color w:val="000000"/>
+        </w:rPr>
         <w:t xml:space="preserve">User guide for protecting your </w:t>
       </w:r>
       <w:proofErr w:type="spellStart"/>
       <w:r>
+        <w:rPr>
+          <w:color w:val="000000"/>
+        </w:rPr>
         <w:t>OrchidApp</w:t>
       </w:r>
       <w:proofErr w:type="spellEnd"/>
       <w:r>
+        <w:rPr>
+          <w:color w:val="000000"/>
+        </w:rPr>
         <w:t xml:space="preserve"> backups against total computer failure</w:t>
       </w:r>
     </w:p>
@@ -90,6 +99,7 @@
       <w:r>
         <w:rPr>
           <w:b/>
+          <w:color w:val="000000"/>
         </w:rPr>
         <w:t>Applies to: Windows 11</w:t>
       </w:r>
@@ -100,7 +110,7 @@
       </w:pPr>
       <w:r>
         <w:rPr>
-          <w:color w:val="595959"/>
+          <w:color w:val="000000"/>
         </w:rPr>
         <w:t>User guide</w:t>
       </w:r>
@@ -154,6 +164,10 @@
         <w:pStyle w:val="Heading1"/>
       </w:pPr>
       <w:r>
+        <w:rPr>
+          <w:color w:val="000000"/>
+          <w:u w:val="none"/>
+        </w:rPr>
         <w:t>Purpose</w:t>
       </w:r>
     </w:p>
@@ -182,16 +196,12 @@
     </w:p>
     <w:p>
       <w:r>
-        <w:t xml:space="preserve">This is the safest everyday recovery option because the backup is stored away from the computer running </w:t>
+        <w:t>A completed off-computer copy protects against computer failure; confirm that the provider has synced it and that recovery has been tested.</w:t>
       </w:r>
       <w:proofErr w:type="spellStart"/>
-      <w:r>
-        <w:t>OrchidApp</w:t>
-      </w:r>
+      <w:r/>
       <w:proofErr w:type="spellEnd"/>
-      <w:r>
-        <w:t>.</w:t>
-      </w:r>
+      <w:r/>
     </w:p>
     <w:p>
       <w:r>
@@ -203,6 +213,10 @@
         <w:pStyle w:val="Heading1"/>
       </w:pPr>
       <w:r>
+        <w:rPr>
+          <w:color w:val="000000"/>
+          <w:u w:val="none"/>
+        </w:rPr>
         <w:t>Important</w:t>
       </w:r>
     </w:p>
@@ -226,6 +240,10 @@
         <w:pStyle w:val="Heading1"/>
       </w:pPr>
       <w:r>
+        <w:rPr>
+          <w:color w:val="000000"/>
+          <w:u w:val="none"/>
+        </w:rPr>
         <w:t>Before you start</w:t>
       </w:r>
     </w:p>
@@ -335,15 +353,27 @@
         <w:pStyle w:val="Heading1"/>
       </w:pPr>
       <w:r>
+        <w:rPr>
+          <w:color w:val="000000"/>
+          <w:u w:val="none"/>
+        </w:rPr>
         <w:lastRenderedPageBreak/>
         <w:t xml:space="preserve">How </w:t>
       </w:r>
       <w:proofErr w:type="spellStart"/>
       <w:r>
+        <w:rPr>
+          <w:color w:val="000000"/>
+          <w:u w:val="none"/>
+        </w:rPr>
         <w:t>OrchidApp</w:t>
       </w:r>
       <w:proofErr w:type="spellEnd"/>
       <w:r>
+        <w:rPr>
+          <w:color w:val="000000"/>
+          <w:u w:val="none"/>
+        </w:rPr>
         <w:t xml:space="preserve"> cloud backup works</w:t>
       </w:r>
     </w:p>
@@ -395,7 +425,7 @@
     </w:p>
     <w:p>
       <w:r>
-        <w:t>This cloud copy is intended for disaster recovery. It gives you a recent backup that should still be available even if the original computer fails completely.</w:t>
+        <w:t>Each successful cloud copy replaces OrchidAppDataBackup.zip. Keep a separate trusted recovery copy before restore; provider version history is not guaranteed by OrchidApp.</w:t>
       </w:r>
     </w:p>
     <w:p>
@@ -413,33 +443,27 @@
         <w:rPr>
           <w:b/>
         </w:rPr>
-        <w:t>Note:</w:t>
-      </w:r>
-      <w:r>
-        <w:t xml:space="preserve"> When you start </w:t>
-      </w:r>
+        <w:t>On startup, OrchidApp attempts a backup when none exists or the latest is over seven days old. This is not a continuous schedule; check for failures and verify the remote copy.</w:t>
+      </w:r>
+      <w:r/>
       <w:proofErr w:type="spellStart"/>
-      <w:r>
-        <w:t>OrchidApp</w:t>
-      </w:r>
+      <w:r/>
       <w:proofErr w:type="spellEnd"/>
-      <w:r>
-        <w:t xml:space="preserve">, it automatically checks when the last backup was made. If it was more than 7 days ago, </w:t>
-      </w:r>
+      <w:r/>
       <w:proofErr w:type="spellStart"/>
-      <w:r>
-        <w:t>OrchidApp</w:t>
-      </w:r>
+      <w:r/>
       <w:proofErr w:type="spellEnd"/>
-      <w:r>
-        <w:t xml:space="preserve"> creates a backup automatically without interrupting your use of the app.</w:t>
-      </w:r>
+      <w:r/>
     </w:p>
     <w:p>
       <w:pPr>
         <w:pStyle w:val="Heading1"/>
       </w:pPr>
       <w:r>
+        <w:rPr>
+          <w:color w:val="000000"/>
+          <w:u w:val="none"/>
+        </w:rPr>
         <w:t>Quick checklist</w:t>
       </w:r>
     </w:p>
@@ -546,6 +570,10 @@
         <w:pStyle w:val="Heading1"/>
       </w:pPr>
       <w:r>
+        <w:rPr>
+          <w:color w:val="000000"/>
+          <w:u w:val="none"/>
+        </w:rPr>
         <w:t>Step-by-step setup</w:t>
       </w:r>
     </w:p>
@@ -554,6 +582,10 @@
         <w:pStyle w:val="Heading1"/>
       </w:pPr>
       <w:r>
+        <w:rPr>
+          <w:color w:val="000000"/>
+          <w:u w:val="none"/>
+        </w:rPr>
         <w:t>1. Close the browser tab if required</w:t>
       </w:r>
     </w:p>
@@ -588,14 +620,26 @@
         <w:pStyle w:val="Heading1"/>
       </w:pPr>
       <w:r>
+        <w:rPr>
+          <w:color w:val="000000"/>
+          <w:u w:val="none"/>
+        </w:rPr>
         <w:t xml:space="preserve">2. Bring the </w:t>
       </w:r>
       <w:proofErr w:type="spellStart"/>
       <w:r>
+        <w:rPr>
+          <w:color w:val="000000"/>
+          <w:u w:val="none"/>
+        </w:rPr>
         <w:t>OrchidApp</w:t>
       </w:r>
       <w:proofErr w:type="spellEnd"/>
       <w:r>
+        <w:rPr>
+          <w:color w:val="000000"/>
+          <w:u w:val="none"/>
+        </w:rPr>
         <w:t xml:space="preserve"> Launcher to the front</w:t>
       </w:r>
     </w:p>
@@ -675,6 +719,10 @@
         <w:pStyle w:val="Heading1"/>
       </w:pPr>
       <w:r>
+        <w:rPr>
+          <w:color w:val="000000"/>
+          <w:u w:val="none"/>
+        </w:rPr>
         <w:t>3. Choose Configure cloud backup</w:t>
       </w:r>
     </w:p>
@@ -756,6 +804,10 @@
         <w:pStyle w:val="Heading1"/>
       </w:pPr>
       <w:r>
+        <w:rPr>
+          <w:color w:val="000000"/>
+          <w:u w:val="none"/>
+        </w:rPr>
         <w:t>4. Select a cloud-synced folder</w:t>
       </w:r>
     </w:p>
@@ -861,6 +913,10 @@
         <w:pStyle w:val="Heading1"/>
       </w:pPr>
       <w:r>
+        <w:rPr>
+          <w:color w:val="000000"/>
+          <w:u w:val="none"/>
+        </w:rPr>
         <w:lastRenderedPageBreak/>
         <w:t>5. Confirm the folder</w:t>
       </w:r>
@@ -939,6 +995,10 @@
         <w:pStyle w:val="Heading1"/>
       </w:pPr>
       <w:r>
+        <w:rPr>
+          <w:color w:val="000000"/>
+          <w:u w:val="none"/>
+        </w:rPr>
         <w:t>6. Check the backup log</w:t>
       </w:r>
     </w:p>
@@ -978,6 +1038,10 @@
         <w:pStyle w:val="Heading1"/>
       </w:pPr>
       <w:r>
+        <w:rPr>
+          <w:color w:val="000000"/>
+          <w:u w:val="none"/>
+        </w:rPr>
         <w:t>7. Run a backup now</w:t>
       </w:r>
     </w:p>
@@ -1076,6 +1140,10 @@
         <w:pStyle w:val="Heading1"/>
       </w:pPr>
       <w:r>
+        <w:rPr>
+          <w:color w:val="000000"/>
+          <w:u w:val="none"/>
+        </w:rPr>
         <w:lastRenderedPageBreak/>
         <w:t>Choosing a good cloud backup folder</w:t>
       </w:r>
@@ -1288,6 +1356,10 @@
         <w:pStyle w:val="Heading1"/>
       </w:pPr>
       <w:r>
+        <w:rPr>
+          <w:color w:val="000000"/>
+          <w:u w:val="none"/>
+        </w:rPr>
         <w:t>How to check the backup is protected</w:t>
       </w:r>
     </w:p>
@@ -1347,45 +1419,33 @@
         <w:pStyle w:val="Heading1"/>
       </w:pPr>
       <w:r>
+        <w:rPr>
+          <w:color w:val="000000"/>
+          <w:u w:val="none"/>
+        </w:rPr>
         <w:t>What is stored in the backup</w:t>
       </w:r>
     </w:p>
     <w:p>
       <w:r>
-        <w:t xml:space="preserve">Every time </w:t>
+        <w:t>Backups protect the database and included uploads/settings. Creation is not proof of successful restore; validate recovery in a separate environment.</w:t>
       </w:r>
       <w:proofErr w:type="spellStart"/>
-      <w:r>
-        <w:t>OrchiApp</w:t>
-      </w:r>
+      <w:r/>
       <w:proofErr w:type="spellEnd"/>
-      <w:r>
-        <w:t xml:space="preserve"> </w:t>
-      </w:r>
+      <w:r/>
       <w:proofErr w:type="gramStart"/>
-      <w:r>
-        <w:t>is started</w:t>
-      </w:r>
+      <w:r/>
       <w:proofErr w:type="gramEnd"/>
-      <w:r>
-        <w:t xml:space="preserve"> it automatically checks for the date of the last backup. If the backup was more than 7 days previously, a backup is created. An </w:t>
-      </w:r>
+      <w:r/>
       <w:proofErr w:type="spellStart"/>
-      <w:r>
-        <w:t>OrchidApp</w:t>
-      </w:r>
+      <w:r/>
       <w:proofErr w:type="spellEnd"/>
-      <w:r>
-        <w:t xml:space="preserve"> backup is intended to protect the </w:t>
-      </w:r>
+      <w:r/>
       <w:proofErr w:type="spellStart"/>
-      <w:r>
-        <w:t>OrchidApp</w:t>
-      </w:r>
+      <w:r/>
       <w:proofErr w:type="spellEnd"/>
-      <w:r>
-        <w:t xml:space="preserve"> data needed for recovery.</w:t>
-      </w:r>
+      <w:r/>
     </w:p>
     <w:p>
       <w:r>
@@ -1429,7 +1489,7 @@
         <w:pStyle w:val="ListBullet"/>
       </w:pPr>
       <w:r>
-        <w:t>relevant launcher settings</w:t>
+        <w:t>launcher settings are included, but current restore has a settings-path defect; reconfigure and verify settings after recovery</w:t>
       </w:r>
     </w:p>
     <w:p>
@@ -1437,14 +1497,26 @@
         <w:pStyle w:val="Heading1"/>
       </w:pPr>
       <w:r>
+        <w:rPr>
+          <w:color w:val="000000"/>
+          <w:u w:val="none"/>
+        </w:rPr>
         <w:t xml:space="preserve">What </w:t>
       </w:r>
       <w:proofErr w:type="gramStart"/>
       <w:r>
+        <w:rPr>
+          <w:color w:val="000000"/>
+          <w:u w:val="none"/>
+        </w:rPr>
         <w:t>the cloud</w:t>
       </w:r>
       <w:proofErr w:type="gramEnd"/>
       <w:r>
+        <w:rPr>
+          <w:color w:val="000000"/>
+          <w:u w:val="none"/>
+        </w:rPr>
         <w:t xml:space="preserve"> backup is for</w:t>
       </w:r>
     </w:p>
@@ -1518,21 +1590,19 @@
         <w:rPr>
           <w:b/>
         </w:rPr>
-        <w:t xml:space="preserve">05 - Recover </w:t>
+        <w:t>05 - Recover OrchidApp on a Replacement Windows Computer</w:t>
       </w:r>
       <w:proofErr w:type="spellStart"/>
       <w:r>
         <w:rPr>
           <w:b/>
         </w:rPr>
-        <w:t>OrchidApp</w:t>
       </w:r>
       <w:proofErr w:type="spellEnd"/>
       <w:r>
         <w:rPr>
           <w:b/>
         </w:rPr>
-        <w:t xml:space="preserve"> on Replacement Machine</w:t>
       </w:r>
     </w:p>
     <w:p>
@@ -1540,6 +1610,10 @@
         <w:pStyle w:val="Heading1"/>
       </w:pPr>
       <w:r>
+        <w:rPr>
+          <w:color w:val="000000"/>
+          <w:u w:val="none"/>
+        </w:rPr>
         <w:lastRenderedPageBreak/>
         <w:t>Troubleshooting</w:t>
       </w:r>
@@ -1840,6 +1914,10 @@
         <w:pStyle w:val="Heading1"/>
       </w:pPr>
       <w:r>
+        <w:rPr>
+          <w:color w:val="000000"/>
+          <w:u w:val="none"/>
+        </w:rPr>
         <w:t>Cloud backup checklist</w:t>
       </w:r>
     </w:p>
@@ -1904,6 +1982,10 @@
         <w:pStyle w:val="Heading1"/>
       </w:pPr>
       <w:r>
+        <w:rPr>
+          <w:color w:val="000000"/>
+          <w:u w:val="none"/>
+        </w:rPr>
         <w:t>Getting support</w:t>
       </w:r>
     </w:p>
@@ -2018,6 +2100,10 @@
         <w:pStyle w:val="Heading1"/>
       </w:pPr>
       <w:r>
+        <w:rPr>
+          <w:color w:val="000000"/>
+          <w:u w:val="none"/>
+        </w:rPr>
         <w:t>Keep this simple</w:t>
       </w:r>
     </w:p>
@@ -2866,7 +2952,7 @@
       <w:rFonts w:asciiTheme="majorHAnsi" w:eastAsiaTheme="majorEastAsia" w:hAnsiTheme="majorHAnsi" w:cstheme="majorBidi"/>
       <w:b/>
       <w:bCs/>
-      <w:color w:val="1F4E79"/>
+      <w:color w:val="000000"/>
       <w:sz w:val="32"/>
       <w:szCs w:val="28"/>
     </w:rPr>
@@ -2890,7 +2976,7 @@
       <w:rFonts w:asciiTheme="majorHAnsi" w:eastAsiaTheme="majorEastAsia" w:hAnsiTheme="majorHAnsi" w:cstheme="majorBidi"/>
       <w:b/>
       <w:bCs/>
-      <w:color w:val="1F4E79"/>
+      <w:color w:val="000000"/>
       <w:sz w:val="26"/>
       <w:szCs w:val="26"/>
     </w:rPr>
@@ -2914,7 +3000,7 @@
       <w:rFonts w:asciiTheme="majorHAnsi" w:eastAsiaTheme="majorEastAsia" w:hAnsiTheme="majorHAnsi" w:cstheme="majorBidi"/>
       <w:b/>
       <w:bCs/>
-      <w:color w:val="1F4E79"/>
+      <w:color w:val="000000"/>
       <w:sz w:val="23"/>
     </w:rPr>
   </w:style>
@@ -2940,7 +3026,7 @@
       <w:bCs/>
       <w:i/>
       <w:iCs/>
-      <w:color w:val="4F81BD" w:themeColor="accent1"/>
+      <w:color w:val="000000"/>
     </w:rPr>
   </w:style>
   <w:style w:type="paragraph" w:styleId="Heading5">
@@ -2961,7 +3047,7 @@
     </w:pPr>
     <w:rPr>
       <w:rFonts w:asciiTheme="majorHAnsi" w:eastAsiaTheme="majorEastAsia" w:hAnsiTheme="majorHAnsi" w:cstheme="majorBidi"/>
-      <w:color w:val="243F60" w:themeColor="accent1" w:themeShade="7F"/>
+      <w:color w:val="000000"/>
     </w:rPr>
   </w:style>
   <w:style w:type="paragraph" w:styleId="Heading6">
@@ -2984,7 +3070,7 @@
       <w:rFonts w:asciiTheme="majorHAnsi" w:eastAsiaTheme="majorEastAsia" w:hAnsiTheme="majorHAnsi" w:cstheme="majorBidi"/>
       <w:i/>
       <w:iCs/>
-      <w:color w:val="243F60" w:themeColor="accent1" w:themeShade="7F"/>
+      <w:color w:val="000000"/>
     </w:rPr>
   </w:style>
   <w:style w:type="paragraph" w:styleId="Heading7">
@@ -3007,7 +3093,7 @@
       <w:rFonts w:asciiTheme="majorHAnsi" w:eastAsiaTheme="majorEastAsia" w:hAnsiTheme="majorHAnsi" w:cstheme="majorBidi"/>
       <w:i/>
       <w:iCs/>
-      <w:color w:val="404040" w:themeColor="text1" w:themeTint="BF"/>
+      <w:color w:val="000000"/>
     </w:rPr>
   </w:style>
   <w:style w:type="paragraph" w:styleId="Heading8">
@@ -3028,7 +3114,7 @@
     </w:pPr>
     <w:rPr>
       <w:rFonts w:asciiTheme="majorHAnsi" w:eastAsiaTheme="majorEastAsia" w:hAnsiTheme="majorHAnsi" w:cstheme="majorBidi"/>
-      <w:color w:val="4F81BD" w:themeColor="accent1"/>
+      <w:color w:val="000000"/>
       <w:sz w:val="20"/>
       <w:szCs w:val="20"/>
     </w:rPr>
@@ -3053,7 +3139,7 @@
       <w:rFonts w:asciiTheme="majorHAnsi" w:eastAsiaTheme="majorEastAsia" w:hAnsiTheme="majorHAnsi" w:cstheme="majorBidi"/>
       <w:i/>
       <w:iCs/>
-      <w:color w:val="404040" w:themeColor="text1" w:themeTint="BF"/>
+      <w:color w:val="000000"/>
       <w:sz w:val="20"/>
       <w:szCs w:val="20"/>
     </w:rPr>
@@ -3148,7 +3234,7 @@
       <w:rFonts w:asciiTheme="majorHAnsi" w:eastAsiaTheme="majorEastAsia" w:hAnsiTheme="majorHAnsi" w:cstheme="majorBidi"/>
       <w:b/>
       <w:bCs/>
-      <w:color w:val="365F91" w:themeColor="accent1" w:themeShade="BF"/>
+      <w:color w:val="000000"/>
       <w:sz w:val="28"/>
       <w:szCs w:val="28"/>
     </w:rPr>
@@ -3163,7 +3249,7 @@
       <w:rFonts w:asciiTheme="majorHAnsi" w:eastAsiaTheme="majorEastAsia" w:hAnsiTheme="majorHAnsi" w:cstheme="majorBidi"/>
       <w:b/>
       <w:bCs/>
-      <w:color w:val="4F81BD" w:themeColor="accent1"/>
+      <w:color w:val="000000"/>
       <w:sz w:val="26"/>
       <w:szCs w:val="26"/>
     </w:rPr>
@@ -3178,7 +3264,7 @@
       <w:rFonts w:asciiTheme="majorHAnsi" w:eastAsiaTheme="majorEastAsia" w:hAnsiTheme="majorHAnsi" w:cstheme="majorBidi"/>
       <w:b/>
       <w:bCs/>
-      <w:color w:val="4F81BD" w:themeColor="accent1"/>
+      <w:color w:val="000000"/>
     </w:rPr>
   </w:style>
   <w:style w:type="paragraph" w:styleId="Title">
@@ -3190,15 +3276,12 @@
     <w:qFormat/>
     <w:rsid w:val="00FC693F"/>
     <w:pPr>
-      <w:pBdr>
-        <w:bottom w:val="single" w:sz="8" w:space="4" w:color="4F81BD" w:themeColor="accent1"/>
-      </w:pBdr>
       <w:spacing w:after="300" w:line="240" w:lineRule="auto"/>
       <w:contextualSpacing/>
     </w:pPr>
     <w:rPr>
       <w:rFonts w:asciiTheme="majorHAnsi" w:eastAsiaTheme="majorEastAsia" w:hAnsiTheme="majorHAnsi" w:cstheme="majorBidi"/>
-      <w:color w:val="17365D" w:themeColor="text2" w:themeShade="BF"/>
+      <w:color w:val="000000"/>
       <w:spacing w:val="5"/>
       <w:kern w:val="28"/>
       <w:sz w:val="52"/>
@@ -3237,7 +3320,7 @@
       <w:rFonts w:asciiTheme="majorHAnsi" w:eastAsiaTheme="majorEastAsia" w:hAnsiTheme="majorHAnsi" w:cstheme="majorBidi"/>
       <w:i/>
       <w:iCs/>
-      <w:color w:val="4F81BD" w:themeColor="accent1"/>
+      <w:color w:val="000000"/>
       <w:spacing w:val="15"/>
       <w:sz w:val="24"/>
       <w:szCs w:val="24"/>
@@ -3544,7 +3627,7 @@
       <w:bCs/>
       <w:i/>
       <w:iCs/>
-      <w:color w:val="4F81BD" w:themeColor="accent1"/>
+      <w:color w:val="000000"/>
     </w:rPr>
   </w:style>
   <w:style w:type="character" w:customStyle="1" w:styleId="Heading5Char">
@@ -3556,7 +3639,7 @@
     <w:rsid w:val="00FC693F"/>
     <w:rPr>
       <w:rFonts w:asciiTheme="majorHAnsi" w:eastAsiaTheme="majorEastAsia" w:hAnsiTheme="majorHAnsi" w:cstheme="majorBidi"/>
-      <w:color w:val="243F60" w:themeColor="accent1" w:themeShade="7F"/>
+      <w:color w:val="000000"/>
     </w:rPr>
   </w:style>
   <w:style w:type="character" w:customStyle="1" w:styleId="Heading6Char">
@@ -3570,7 +3653,7 @@
       <w:rFonts w:asciiTheme="majorHAnsi" w:eastAsiaTheme="majorEastAsia" w:hAnsiTheme="majorHAnsi" w:cstheme="majorBidi"/>
       <w:i/>
       <w:iCs/>
-      <w:color w:val="243F60" w:themeColor="accent1" w:themeShade="7F"/>
+      <w:color w:val="000000"/>
     </w:rPr>
   </w:style>
   <w:style w:type="character" w:customStyle="1" w:styleId="Heading7Char">
@@ -3584,7 +3667,7 @@
       <w:rFonts w:asciiTheme="majorHAnsi" w:eastAsiaTheme="majorEastAsia" w:hAnsiTheme="majorHAnsi" w:cstheme="majorBidi"/>
       <w:i/>
       <w:iCs/>
-      <w:color w:val="404040" w:themeColor="text1" w:themeTint="BF"/>
+      <w:color w:val="000000"/>
     </w:rPr>
   </w:style>
   <w:style w:type="character" w:customStyle="1" w:styleId="Heading8Char">
@@ -3596,7 +3679,7 @@
     <w:rsid w:val="00FC693F"/>
     <w:rPr>
       <w:rFonts w:asciiTheme="majorHAnsi" w:eastAsiaTheme="majorEastAsia" w:hAnsiTheme="majorHAnsi" w:cstheme="majorBidi"/>
-      <w:color w:val="4F81BD" w:themeColor="accent1"/>
+      <w:color w:val="000000"/>
       <w:sz w:val="20"/>
       <w:szCs w:val="20"/>
     </w:rPr>
@@ -3612,7 +3695,7 @@
       <w:rFonts w:asciiTheme="majorHAnsi" w:eastAsiaTheme="majorEastAsia" w:hAnsiTheme="majorHAnsi" w:cstheme="majorBidi"/>
       <w:i/>
       <w:iCs/>
-      <w:color w:val="404040" w:themeColor="text1" w:themeTint="BF"/>
+      <w:color w:val="000000"/>
       <w:sz w:val="20"/>
       <w:szCs w:val="20"/>
     </w:rPr>

--- a/docs/user-guides/windows/04-ConfigureCloudBackupFolderInOrchidAppForWindows.docx
+++ b/docs/user-guides/windows/04-ConfigureCloudBackupFolderInOrchidAppForWindows.docx
@@ -1489,7 +1489,7 @@
         <w:pStyle w:val="ListBullet"/>
       </w:pPr>
       <w:r>
-        <w:t>launcher settings are included, but current restore has a settings-path defect; reconfigure and verify settings after recovery</w:t>
+        <w:t>launcher settings included in the backup are restored; verify them after recovery</w:t>
       </w:r>
     </w:p>
     <w:p>

--- a/docs/user-guides/windows/04-ConfigureCloudBackupFolderInOrchidAppForWindows.docx
+++ b/docs/user-guides/windows/04-ConfigureCloudBackupFolderInOrchidAppForWindows.docx
@@ -425,7 +425,7 @@
     </w:p>
     <w:p>
       <w:r>
-        <w:t>Each successful cloud copy replaces OrchidAppDataBackup.zip. Keep a separate trusted recovery copy before restore; provider version history is not guaranteed by OrchidApp.</w:t>
+        <w:t>Each successful cloud copy replaces OrchidAppDataBackup.zip unless that path is protected as a selected restore input. Keep a separate trusted recovery copy; provider version history is not guaranteed.</w:t>
       </w:r>
     </w:p>
     <w:p>

--- a/docs/user-guides/windows/04-ConfigureCloudBackupFolderInOrchidAppForWindows.docx
+++ b/docs/user-guides/windows/04-ConfigureCloudBackupFolderInOrchidAppForWindows.docx
@@ -174,12 +174,10 @@
     <w:p>
       <w:proofErr w:type="spellStart"/>
       <w:r>
-        <w:t>OrchidApp</w:t>
+        <w:t>OrchidApp normally keeps three verified routine backups locally. Protected recovery copies and unrecognised files can increase that count.</w:t>
       </w:r>
       <w:proofErr w:type="spellEnd"/>
-      <w:r>
-        <w:t xml:space="preserve"> keeps local backups on the computer.</w:t>
-      </w:r>
+      <w:r/>
     </w:p>
     <w:p>
       <w:r>
